--- a/Strategy/Commandos Behind Enemy Lines (332 MB)/3-Media (78.7 MB)/3-Video/3-Gameplay/Spek/Source.docx
+++ b/Strategy/Commandos Behind Enemy Lines (332 MB)/3-Media (78.7 MB)/3-Video/3-Gameplay/Spek/Source.docx
@@ -468,6 +468,467 @@
       </w:r>
       <w:r>
         <w:t>/2025</w:t>
+      </w:r>
+    </w:p>
+    <w:p>
+      <w:pPr>
+        <w:ind w:left="720"/>
+      </w:pPr>
+      <w:r>
+        <w:t xml:space="preserve">* </w:t>
+      </w:r>
+      <w:r>
+        <w:rPr>
+          <w:b/>
+          <w:bCs/>
+        </w:rPr>
+        <w:t>Saved Location</w:t>
+      </w:r>
+      <w:r>
+        <w:t xml:space="preserve">: </w:t>
+      </w:r>
+      <w:r>
+        <w:t xml:space="preserve">KINGSTON Games (F:)/Games/.. </w:t>
+      </w:r>
+      <w:r>
+        <w:br/>
+        <w:t xml:space="preserve">* </w:t>
+      </w:r>
+      <w:r>
+        <w:rPr>
+          <w:b/>
+          <w:bCs/>
+        </w:rPr>
+        <w:t>Notes</w:t>
+      </w:r>
+      <w:r>
+        <w:t>:</w:t>
+      </w:r>
+    </w:p>
+    <w:p/>
+    <w:p/>
+    <w:p>
+      <w:pPr>
+        <w:pStyle w:val="ListParagraph"/>
+        <w:numPr>
+          <w:ilvl w:val="0"/>
+          <w:numId w:val="2"/>
+        </w:numPr>
+      </w:pPr>
+      <w:r>
+        <w:lastRenderedPageBreak/>
+        <w:t xml:space="preserve">* </w:t>
+      </w:r>
+      <w:r>
+        <w:rPr>
+          <w:b/>
+          <w:bCs/>
+        </w:rPr>
+        <w:t>Download Name</w:t>
+      </w:r>
+      <w:r>
+        <w:t>: [</w:t>
+      </w:r>
+      <w:r>
+        <w:t>Commandos_ Behind Enemy Lines -- Mission 3_ Reverse Engineering</w:t>
+      </w:r>
+      <w:r>
+        <w:t>.mp4</w:t>
+      </w:r>
+      <w:r>
+        <w:t>] [</w:t>
+      </w:r>
+      <w:r>
+        <w:t>Commandos: Behind Enemy Lines -- Mission 3: Reverse Engineering</w:t>
+      </w:r>
+      <w:r>
+        <w:t>]</w:t>
+      </w:r>
+    </w:p>
+    <w:p>
+      <w:pPr>
+        <w:ind w:left="720"/>
+      </w:pPr>
+      <w:r>
+        <w:t xml:space="preserve">* </w:t>
+      </w:r>
+      <w:r>
+        <w:rPr>
+          <w:b/>
+          <w:bCs/>
+        </w:rPr>
+        <w:t>Download Type</w:t>
+      </w:r>
+      <w:r>
+        <w:t>: Video</w:t>
+      </w:r>
+    </w:p>
+    <w:p>
+      <w:pPr>
+        <w:ind w:left="720"/>
+      </w:pPr>
+      <w:r>
+        <w:t xml:space="preserve">* </w:t>
+      </w:r>
+      <w:r>
+        <w:rPr>
+          <w:b/>
+          <w:bCs/>
+        </w:rPr>
+        <w:t>Source Type</w:t>
+      </w:r>
+      <w:r>
+        <w:t xml:space="preserve">: </w:t>
+      </w:r>
+      <w:r>
+        <w:t>Entertainment</w:t>
+      </w:r>
+    </w:p>
+    <w:p>
+      <w:pPr>
+        <w:ind w:left="720"/>
+      </w:pPr>
+      <w:r>
+        <w:t xml:space="preserve">* </w:t>
+      </w:r>
+      <w:r>
+        <w:rPr>
+          <w:b/>
+          <w:bCs/>
+        </w:rPr>
+        <w:t>Download Source</w:t>
+      </w:r>
+      <w:r>
+        <w:t xml:space="preserve">: </w:t>
+      </w:r>
+      <w:hyperlink r:id="rId7" w:history="1">
+        <w:r>
+          <w:rPr>
+            <w:rStyle w:val="Hyperlink"/>
+          </w:rPr>
+          <w:t>https://www.youtube.com/watch?v=Qp9d3ywdYTQ&amp;list=PL2ikZcZeJZa8a6fq6w4IvqOsAenfgody3&amp;index=3</w:t>
+        </w:r>
+      </w:hyperlink>
+      <w:r>
+        <w:t xml:space="preserve"> </w:t>
+      </w:r>
+      <w:r>
+        <w:br/>
+        <w:t xml:space="preserve">* </w:t>
+      </w:r>
+      <w:r>
+        <w:rPr>
+          <w:b/>
+          <w:bCs/>
+        </w:rPr>
+        <w:t>Download Method</w:t>
+      </w:r>
+      <w:r>
+        <w:t>: IDM</w:t>
+      </w:r>
+    </w:p>
+    <w:p>
+      <w:pPr>
+        <w:ind w:left="720"/>
+      </w:pPr>
+      <w:r>
+        <w:t xml:space="preserve">* </w:t>
+      </w:r>
+      <w:r>
+        <w:rPr>
+          <w:b/>
+          <w:bCs/>
+        </w:rPr>
+        <w:t>Download Format</w:t>
+      </w:r>
+      <w:r>
+        <w:t>: .</w:t>
+      </w:r>
+      <w:r>
+        <w:t>mp4</w:t>
+      </w:r>
+    </w:p>
+    <w:p>
+      <w:pPr>
+        <w:ind w:left="720"/>
+      </w:pPr>
+      <w:r>
+        <w:t xml:space="preserve">* </w:t>
+      </w:r>
+      <w:r>
+        <w:rPr>
+          <w:b/>
+          <w:bCs/>
+        </w:rPr>
+        <w:t>Download Quality</w:t>
+      </w:r>
+      <w:r>
+        <w:t xml:space="preserve">: 720p HD - </w:t>
+      </w:r>
+      <w:r>
+        <w:t>Medium (HD Ready)</w:t>
+      </w:r>
+    </w:p>
+    <w:p>
+      <w:pPr>
+        <w:ind w:left="720"/>
+      </w:pPr>
+      <w:r>
+        <w:t xml:space="preserve">* </w:t>
+      </w:r>
+      <w:r>
+        <w:rPr>
+          <w:b/>
+          <w:bCs/>
+        </w:rPr>
+        <w:t>Download Date</w:t>
+      </w:r>
+      <w:r>
+        <w:t xml:space="preserve">: </w:t>
+      </w:r>
+      <w:r>
+        <w:rPr>
+          <w:rFonts w:hint="cs"/>
+          <w:rtl/>
+        </w:rPr>
+        <w:t>9</w:t>
+      </w:r>
+      <w:r>
+        <w:t>/</w:t>
+      </w:r>
+      <w:r>
+        <w:t>7</w:t>
+      </w:r>
+      <w:r>
+        <w:t>/2025</w:t>
+      </w:r>
+    </w:p>
+    <w:p>
+      <w:pPr>
+        <w:ind w:left="720"/>
+      </w:pPr>
+      <w:r>
+        <w:t xml:space="preserve">* </w:t>
+      </w:r>
+      <w:r>
+        <w:rPr>
+          <w:b/>
+          <w:bCs/>
+        </w:rPr>
+        <w:t>Saved Location</w:t>
+      </w:r>
+      <w:r>
+        <w:t xml:space="preserve">: </w:t>
+      </w:r>
+      <w:r>
+        <w:t xml:space="preserve">KINGSTON Games (F:)/Games/.. </w:t>
+      </w:r>
+      <w:r>
+        <w:br/>
+        <w:t xml:space="preserve">* </w:t>
+      </w:r>
+      <w:r>
+        <w:rPr>
+          <w:b/>
+          <w:bCs/>
+        </w:rPr>
+        <w:t>Notes</w:t>
+      </w:r>
+      <w:r>
+        <w:t>:</w:t>
+      </w:r>
+    </w:p>
+    <w:p/>
+    <w:p>
+      <w:pPr>
+        <w:pStyle w:val="ListParagraph"/>
+        <w:numPr>
+          <w:ilvl w:val="0"/>
+          <w:numId w:val="2"/>
+        </w:numPr>
+      </w:pPr>
+      <w:r>
+        <w:t xml:space="preserve">* </w:t>
+      </w:r>
+      <w:r>
+        <w:rPr>
+          <w:b/>
+          <w:bCs/>
+        </w:rPr>
+        <w:t>Download Name</w:t>
+      </w:r>
+      <w:r>
+        <w:t>: [</w:t>
+      </w:r>
+      <w:r>
+        <w:t>Commandos- Behind Enemy Lines -- Mission 4- Restore Pride</w:t>
+      </w:r>
+      <w:r>
+        <w:t>.mp4</w:t>
+      </w:r>
+      <w:r>
+        <w:t>] [</w:t>
+      </w:r>
+      <w:r>
+        <w:t>Commandos: Behind Enemy Lines -- Mission 4: Restore Pride</w:t>
+      </w:r>
+      <w:r>
+        <w:t>]</w:t>
+      </w:r>
+    </w:p>
+    <w:p>
+      <w:pPr>
+        <w:ind w:left="720"/>
+      </w:pPr>
+      <w:r>
+        <w:t xml:space="preserve">* </w:t>
+      </w:r>
+      <w:r>
+        <w:rPr>
+          <w:b/>
+          <w:bCs/>
+        </w:rPr>
+        <w:t>Download Type</w:t>
+      </w:r>
+      <w:r>
+        <w:t>: Video</w:t>
+      </w:r>
+    </w:p>
+    <w:p>
+      <w:pPr>
+        <w:ind w:left="720"/>
+      </w:pPr>
+      <w:r>
+        <w:t xml:space="preserve">* </w:t>
+      </w:r>
+      <w:r>
+        <w:rPr>
+          <w:b/>
+          <w:bCs/>
+        </w:rPr>
+        <w:t>Source Type</w:t>
+      </w:r>
+      <w:r>
+        <w:t xml:space="preserve">: </w:t>
+      </w:r>
+      <w:r>
+        <w:t>Entertainment</w:t>
+      </w:r>
+    </w:p>
+    <w:p>
+      <w:pPr>
+        <w:ind w:left="720"/>
+      </w:pPr>
+      <w:r>
+        <w:t xml:space="preserve">* </w:t>
+      </w:r>
+      <w:r>
+        <w:rPr>
+          <w:b/>
+          <w:bCs/>
+        </w:rPr>
+        <w:t>Download Source</w:t>
+      </w:r>
+      <w:r>
+        <w:t xml:space="preserve">: </w:t>
+      </w:r>
+      <w:hyperlink r:id="rId8" w:history="1">
+        <w:r>
+          <w:rPr>
+            <w:rStyle w:val="Hyperlink"/>
+          </w:rPr>
+          <w:t>https://www.youtube.com/watch?v=Sdb6MoOmrO8&amp;list=PL2ikZcZeJZa8a6fq6w4IvqOsAenfgody3&amp;index=4</w:t>
+        </w:r>
+      </w:hyperlink>
+      <w:r>
+        <w:t xml:space="preserve"> </w:t>
+      </w:r>
+      <w:r>
+        <w:t xml:space="preserve"> </w:t>
+      </w:r>
+      <w:r>
+        <w:br/>
+        <w:t xml:space="preserve">* </w:t>
+      </w:r>
+      <w:r>
+        <w:rPr>
+          <w:b/>
+          <w:bCs/>
+        </w:rPr>
+        <w:t>Download Method</w:t>
+      </w:r>
+      <w:r>
+        <w:t>: IDM</w:t>
+      </w:r>
+    </w:p>
+    <w:p>
+      <w:pPr>
+        <w:ind w:left="720"/>
+      </w:pPr>
+      <w:r>
+        <w:t xml:space="preserve">* </w:t>
+      </w:r>
+      <w:r>
+        <w:rPr>
+          <w:b/>
+          <w:bCs/>
+        </w:rPr>
+        <w:t>Download Format</w:t>
+      </w:r>
+      <w:r>
+        <w:t>: .</w:t>
+      </w:r>
+      <w:r>
+        <w:t>mp4</w:t>
+      </w:r>
+    </w:p>
+    <w:p>
+      <w:pPr>
+        <w:ind w:left="720"/>
+      </w:pPr>
+      <w:r>
+        <w:t xml:space="preserve">* </w:t>
+      </w:r>
+      <w:r>
+        <w:rPr>
+          <w:b/>
+          <w:bCs/>
+        </w:rPr>
+        <w:t>Download Quality</w:t>
+      </w:r>
+      <w:r>
+        <w:t xml:space="preserve">: 720p HD - </w:t>
+      </w:r>
+      <w:r>
+        <w:t>Medium (HD Ready)</w:t>
+      </w:r>
+    </w:p>
+    <w:p>
+      <w:pPr>
+        <w:ind w:left="720"/>
+      </w:pPr>
+      <w:r>
+        <w:t xml:space="preserve">* </w:t>
+      </w:r>
+      <w:r>
+        <w:rPr>
+          <w:b/>
+          <w:bCs/>
+        </w:rPr>
+        <w:t>Download Date</w:t>
+      </w:r>
+      <w:r>
+        <w:t xml:space="preserve">: </w:t>
+      </w:r>
+      <w:r>
+        <w:rPr>
+          <w:rFonts w:hint="cs"/>
+          <w:rtl/>
+        </w:rPr>
+        <w:t>9</w:t>
+      </w:r>
+      <w:r>
+        <w:t>/7/2025</w:t>
       </w:r>
     </w:p>
     <w:p>
@@ -1313,7 +1774,7 @@
   <w:style w:type="paragraph" w:default="1" w:styleId="Normal">
     <w:name w:val="Normal"/>
     <w:qFormat/>
-    <w:rsid w:val="00023B74"/>
+    <w:rsid w:val="00E24452"/>
   </w:style>
   <w:style w:type="paragraph" w:styleId="Heading1">
     <w:name w:val="heading 1"/>

--- a/Strategy/Commandos Behind Enemy Lines (332 MB)/3-Media (78.7 MB)/3-Video/3-Gameplay/Spek/Source.docx
+++ b/Strategy/Commandos Behind Enemy Lines (332 MB)/3-Media (78.7 MB)/3-Video/3-Gameplay/Spek/Source.docx
@@ -848,6 +848,232 @@
       </w:r>
       <w:r>
         <w:br/>
+        <w:t xml:space="preserve">* </w:t>
+      </w:r>
+      <w:r>
+        <w:rPr>
+          <w:b/>
+          <w:bCs/>
+        </w:rPr>
+        <w:t>Download Method</w:t>
+      </w:r>
+      <w:r>
+        <w:t>: IDM</w:t>
+      </w:r>
+    </w:p>
+    <w:p>
+      <w:pPr>
+        <w:ind w:left="720"/>
+      </w:pPr>
+      <w:r>
+        <w:t xml:space="preserve">* </w:t>
+      </w:r>
+      <w:r>
+        <w:rPr>
+          <w:b/>
+          <w:bCs/>
+        </w:rPr>
+        <w:t>Download Format</w:t>
+      </w:r>
+      <w:r>
+        <w:t>: .</w:t>
+      </w:r>
+      <w:r>
+        <w:t>mp4</w:t>
+      </w:r>
+    </w:p>
+    <w:p>
+      <w:pPr>
+        <w:ind w:left="720"/>
+      </w:pPr>
+      <w:r>
+        <w:t xml:space="preserve">* </w:t>
+      </w:r>
+      <w:r>
+        <w:rPr>
+          <w:b/>
+          <w:bCs/>
+        </w:rPr>
+        <w:t>Download Quality</w:t>
+      </w:r>
+      <w:r>
+        <w:t xml:space="preserve">: 720p HD - </w:t>
+      </w:r>
+      <w:r>
+        <w:t>Medium (HD Ready)</w:t>
+      </w:r>
+    </w:p>
+    <w:p>
+      <w:pPr>
+        <w:ind w:left="720"/>
+      </w:pPr>
+      <w:r>
+        <w:t xml:space="preserve">* </w:t>
+      </w:r>
+      <w:r>
+        <w:rPr>
+          <w:b/>
+          <w:bCs/>
+        </w:rPr>
+        <w:t>Download Date</w:t>
+      </w:r>
+      <w:r>
+        <w:t xml:space="preserve">: </w:t>
+      </w:r>
+      <w:r>
+        <w:rPr>
+          <w:rFonts w:hint="cs"/>
+          <w:rtl/>
+        </w:rPr>
+        <w:t>9</w:t>
+      </w:r>
+      <w:r>
+        <w:t>/7/2025</w:t>
+      </w:r>
+    </w:p>
+    <w:p>
+      <w:pPr>
+        <w:ind w:left="720"/>
+      </w:pPr>
+      <w:r>
+        <w:t xml:space="preserve">* </w:t>
+      </w:r>
+      <w:r>
+        <w:rPr>
+          <w:b/>
+          <w:bCs/>
+        </w:rPr>
+        <w:t>Saved Location</w:t>
+      </w:r>
+      <w:r>
+        <w:t xml:space="preserve">: </w:t>
+      </w:r>
+      <w:r>
+        <w:t xml:space="preserve">KINGSTON Games (F:)/Games/.. </w:t>
+      </w:r>
+      <w:r>
+        <w:br/>
+        <w:t xml:space="preserve">* </w:t>
+      </w:r>
+      <w:r>
+        <w:rPr>
+          <w:b/>
+          <w:bCs/>
+        </w:rPr>
+        <w:t>Notes</w:t>
+      </w:r>
+      <w:r>
+        <w:t>:</w:t>
+      </w:r>
+    </w:p>
+    <w:p/>
+    <w:p/>
+    <w:p>
+      <w:pPr>
+        <w:pStyle w:val="ListParagraph"/>
+        <w:numPr>
+          <w:ilvl w:val="0"/>
+          <w:numId w:val="2"/>
+        </w:numPr>
+      </w:pPr>
+      <w:r>
+        <w:lastRenderedPageBreak/>
+        <w:t xml:space="preserve">* </w:t>
+      </w:r>
+      <w:r>
+        <w:rPr>
+          <w:b/>
+          <w:bCs/>
+        </w:rPr>
+        <w:t>Download Name</w:t>
+      </w:r>
+      <w:r>
+        <w:t>: [</w:t>
+      </w:r>
+      <w:r>
+        <w:t>Commandos_ Behind Enemy Lines -- Mission 5_ Blind Justice</w:t>
+      </w:r>
+      <w:r>
+        <w:t>.mp4</w:t>
+      </w:r>
+      <w:r>
+        <w:t>] [</w:t>
+      </w:r>
+      <w:r>
+        <w:t>Commandos: Behind Enemy Lines -- Mission 5: Blind Justice</w:t>
+      </w:r>
+      <w:r>
+        <w:t>]</w:t>
+      </w:r>
+    </w:p>
+    <w:p>
+      <w:pPr>
+        <w:ind w:left="720"/>
+      </w:pPr>
+      <w:r>
+        <w:t xml:space="preserve">* </w:t>
+      </w:r>
+      <w:r>
+        <w:rPr>
+          <w:b/>
+          <w:bCs/>
+        </w:rPr>
+        <w:t>Download Type</w:t>
+      </w:r>
+      <w:r>
+        <w:t>: Video</w:t>
+      </w:r>
+    </w:p>
+    <w:p>
+      <w:pPr>
+        <w:ind w:left="720"/>
+      </w:pPr>
+      <w:r>
+        <w:t xml:space="preserve">* </w:t>
+      </w:r>
+      <w:r>
+        <w:rPr>
+          <w:b/>
+          <w:bCs/>
+        </w:rPr>
+        <w:t>Source Type</w:t>
+      </w:r>
+      <w:r>
+        <w:t xml:space="preserve">: </w:t>
+      </w:r>
+      <w:r>
+        <w:t>Entertainment</w:t>
+      </w:r>
+    </w:p>
+    <w:p>
+      <w:pPr>
+        <w:ind w:left="720"/>
+      </w:pPr>
+      <w:r>
+        <w:t xml:space="preserve">* </w:t>
+      </w:r>
+      <w:r>
+        <w:rPr>
+          <w:b/>
+          <w:bCs/>
+        </w:rPr>
+        <w:t>Download Source</w:t>
+      </w:r>
+      <w:r>
+        <w:t xml:space="preserve">: </w:t>
+      </w:r>
+      <w:hyperlink r:id="rId9" w:history="1">
+        <w:r>
+          <w:rPr>
+            <w:rStyle w:val="Hyperlink"/>
+          </w:rPr>
+          <w:t>https://www.youtube.com/watch?v=kcXlXGZFp5I&amp;list=PL2ikZcZeJZa8a6fq6w4IvqOsAenfgody3&amp;index=5</w:t>
+        </w:r>
+      </w:hyperlink>
+      <w:r>
+        <w:br/>
+      </w:r>
+      <w:r>
         <w:t xml:space="preserve">* </w:t>
       </w:r>
       <w:r>
@@ -1774,7 +2000,7 @@
   <w:style w:type="paragraph" w:default="1" w:styleId="Normal">
     <w:name w:val="Normal"/>
     <w:qFormat/>
-    <w:rsid w:val="00E24452"/>
+    <w:rsid w:val="003A525E"/>
   </w:style>
   <w:style w:type="paragraph" w:styleId="Heading1">
     <w:name w:val="heading 1"/>
@@ -1978,6 +2204,7 @@
   <w:style w:type="character" w:default="1" w:styleId="DefaultParagraphFont">
     <w:name w:val="Default Paragraph Font"/>
     <w:uiPriority w:val="1"/>
+    <w:semiHidden/>
     <w:unhideWhenUsed/>
   </w:style>
   <w:style w:type="table" w:default="1" w:styleId="TableNormal">

--- a/Strategy/Commandos Behind Enemy Lines (332 MB)/3-Media (78.7 MB)/3-Video/3-Gameplay/Spek/Source.docx
+++ b/Strategy/Commandos Behind Enemy Lines (332 MB)/3-Media (78.7 MB)/3-Video/3-Gameplay/Spek/Source.docx
@@ -1074,6 +1074,231 @@
         <w:br/>
       </w:r>
       <w:r>
+        <w:t xml:space="preserve">* </w:t>
+      </w:r>
+      <w:r>
+        <w:rPr>
+          <w:b/>
+          <w:bCs/>
+        </w:rPr>
+        <w:t>Download Method</w:t>
+      </w:r>
+      <w:r>
+        <w:t>: IDM</w:t>
+      </w:r>
+    </w:p>
+    <w:p>
+      <w:pPr>
+        <w:ind w:left="720"/>
+      </w:pPr>
+      <w:r>
+        <w:t xml:space="preserve">* </w:t>
+      </w:r>
+      <w:r>
+        <w:rPr>
+          <w:b/>
+          <w:bCs/>
+        </w:rPr>
+        <w:t>Download Format</w:t>
+      </w:r>
+      <w:r>
+        <w:t>: .</w:t>
+      </w:r>
+      <w:r>
+        <w:t>mp4</w:t>
+      </w:r>
+    </w:p>
+    <w:p>
+      <w:pPr>
+        <w:ind w:left="720"/>
+      </w:pPr>
+      <w:r>
+        <w:t xml:space="preserve">* </w:t>
+      </w:r>
+      <w:r>
+        <w:rPr>
+          <w:b/>
+          <w:bCs/>
+        </w:rPr>
+        <w:t>Download Quality</w:t>
+      </w:r>
+      <w:r>
+        <w:t xml:space="preserve">: 720p HD - </w:t>
+      </w:r>
+      <w:r>
+        <w:t>Medium (HD Ready)</w:t>
+      </w:r>
+    </w:p>
+    <w:p>
+      <w:pPr>
+        <w:ind w:left="720"/>
+      </w:pPr>
+      <w:r>
+        <w:t xml:space="preserve">* </w:t>
+      </w:r>
+      <w:r>
+        <w:rPr>
+          <w:b/>
+          <w:bCs/>
+        </w:rPr>
+        <w:t>Download Date</w:t>
+      </w:r>
+      <w:r>
+        <w:t xml:space="preserve">: </w:t>
+      </w:r>
+      <w:r>
+        <w:rPr>
+          <w:rFonts w:hint="cs"/>
+          <w:rtl/>
+        </w:rPr>
+        <w:t>9</w:t>
+      </w:r>
+      <w:r>
+        <w:t>/7/2025</w:t>
+      </w:r>
+    </w:p>
+    <w:p>
+      <w:pPr>
+        <w:ind w:left="720"/>
+      </w:pPr>
+      <w:r>
+        <w:t xml:space="preserve">* </w:t>
+      </w:r>
+      <w:r>
+        <w:rPr>
+          <w:b/>
+          <w:bCs/>
+        </w:rPr>
+        <w:t>Saved Location</w:t>
+      </w:r>
+      <w:r>
+        <w:t xml:space="preserve">: </w:t>
+      </w:r>
+      <w:r>
+        <w:t xml:space="preserve">KINGSTON Games (F:)/Games/.. </w:t>
+      </w:r>
+      <w:r>
+        <w:br/>
+        <w:t xml:space="preserve">* </w:t>
+      </w:r>
+      <w:r>
+        <w:rPr>
+          <w:b/>
+          <w:bCs/>
+        </w:rPr>
+        <w:t>Notes</w:t>
+      </w:r>
+      <w:r>
+        <w:t>:</w:t>
+      </w:r>
+    </w:p>
+    <w:p/>
+    <w:p>
+      <w:pPr>
+        <w:pStyle w:val="ListParagraph"/>
+        <w:numPr>
+          <w:ilvl w:val="0"/>
+          <w:numId w:val="2"/>
+        </w:numPr>
+      </w:pPr>
+      <w:r>
+        <w:t xml:space="preserve">* </w:t>
+      </w:r>
+      <w:r>
+        <w:rPr>
+          <w:b/>
+          <w:bCs/>
+        </w:rPr>
+        <w:t>Download Name</w:t>
+      </w:r>
+      <w:r>
+        <w:t>: [</w:t>
+      </w:r>
+      <w:r>
+        <w:t>Commandos- Behind Enemy Lines -- Mission 6- Menace of the Leopold</w:t>
+      </w:r>
+      <w:r>
+        <w:t>.mp4</w:t>
+      </w:r>
+      <w:r>
+        <w:t>] [</w:t>
+      </w:r>
+      <w:r>
+        <w:t>Commandos: Behind Enemy Lines -- Mission 6: Menace of the Leopold</w:t>
+      </w:r>
+      <w:r>
+        <w:t>]</w:t>
+      </w:r>
+    </w:p>
+    <w:p>
+      <w:pPr>
+        <w:ind w:left="720"/>
+      </w:pPr>
+      <w:r>
+        <w:t xml:space="preserve">* </w:t>
+      </w:r>
+      <w:r>
+        <w:rPr>
+          <w:b/>
+          <w:bCs/>
+        </w:rPr>
+        <w:t>Download Type</w:t>
+      </w:r>
+      <w:r>
+        <w:t>: Video</w:t>
+      </w:r>
+    </w:p>
+    <w:p>
+      <w:pPr>
+        <w:ind w:left="720"/>
+      </w:pPr>
+      <w:r>
+        <w:t xml:space="preserve">* </w:t>
+      </w:r>
+      <w:r>
+        <w:rPr>
+          <w:b/>
+          <w:bCs/>
+        </w:rPr>
+        <w:t>Source Type</w:t>
+      </w:r>
+      <w:r>
+        <w:t xml:space="preserve">: </w:t>
+      </w:r>
+      <w:r>
+        <w:t>Entertainment</w:t>
+      </w:r>
+    </w:p>
+    <w:p>
+      <w:pPr>
+        <w:ind w:left="720"/>
+      </w:pPr>
+      <w:r>
+        <w:t xml:space="preserve">* </w:t>
+      </w:r>
+      <w:r>
+        <w:rPr>
+          <w:b/>
+          <w:bCs/>
+        </w:rPr>
+        <w:t>Download Source</w:t>
+      </w:r>
+      <w:r>
+        <w:t xml:space="preserve">: </w:t>
+      </w:r>
+      <w:hyperlink r:id="rId10" w:history="1">
+        <w:r>
+          <w:rPr>
+            <w:rStyle w:val="Hyperlink"/>
+          </w:rPr>
+          <w:t>https://www.youtube.com/watch?v=AQ-7tXMQg10&amp;list=PL2ikZcZeJZa8a6fq6w4IvqOsAenfgody3&amp;index=6</w:t>
+        </w:r>
+      </w:hyperlink>
+      <w:r>
+        <w:t xml:space="preserve"> </w:t>
+      </w:r>
+      <w:r>
+        <w:br/>
         <w:t xml:space="preserve">* </w:t>
       </w:r>
       <w:r>
@@ -2000,7 +2225,7 @@
   <w:style w:type="paragraph" w:default="1" w:styleId="Normal">
     <w:name w:val="Normal"/>
     <w:qFormat/>
-    <w:rsid w:val="003A525E"/>
+    <w:rsid w:val="0000742B"/>
   </w:style>
   <w:style w:type="paragraph" w:styleId="Heading1">
     <w:name w:val="heading 1"/>

--- a/Strategy/Commandos Behind Enemy Lines (332 MB)/3-Media (78.7 MB)/3-Video/3-Gameplay/Spek/Source.docx
+++ b/Strategy/Commandos Behind Enemy Lines (332 MB)/3-Media (78.7 MB)/3-Video/3-Gameplay/Spek/Source.docx
@@ -1380,6 +1380,249 @@
       </w:r>
       <w:r>
         <w:t>/7/2025</w:t>
+      </w:r>
+    </w:p>
+    <w:p>
+      <w:pPr>
+        <w:ind w:left="720"/>
+      </w:pPr>
+      <w:r>
+        <w:t xml:space="preserve">* </w:t>
+      </w:r>
+      <w:r>
+        <w:rPr>
+          <w:b/>
+          <w:bCs/>
+        </w:rPr>
+        <w:t>Saved Location</w:t>
+      </w:r>
+      <w:r>
+        <w:t xml:space="preserve">: </w:t>
+      </w:r>
+      <w:r>
+        <w:t xml:space="preserve">KINGSTON Games (F:)/Games/.. </w:t>
+      </w:r>
+      <w:r>
+        <w:br/>
+        <w:t xml:space="preserve">* </w:t>
+      </w:r>
+      <w:r>
+        <w:rPr>
+          <w:b/>
+          <w:bCs/>
+        </w:rPr>
+        <w:t>Notes</w:t>
+      </w:r>
+      <w:r>
+        <w:t>:</w:t>
+      </w:r>
+    </w:p>
+    <w:p/>
+    <w:p/>
+    <w:p/>
+    <w:p>
+      <w:pPr>
+        <w:pStyle w:val="ListParagraph"/>
+        <w:numPr>
+          <w:ilvl w:val="0"/>
+          <w:numId w:val="2"/>
+        </w:numPr>
+      </w:pPr>
+      <w:r>
+        <w:lastRenderedPageBreak/>
+        <w:t xml:space="preserve">* </w:t>
+      </w:r>
+      <w:r>
+        <w:rPr>
+          <w:b/>
+          <w:bCs/>
+        </w:rPr>
+        <w:t>Download Name</w:t>
+      </w:r>
+      <w:r>
+        <w:t>: [</w:t>
+      </w:r>
+      <w:r>
+        <w:t xml:space="preserve">Commandos- Behind Enemy Lines -- Mission </w:t>
+      </w:r>
+      <w:r>
+        <w:t>7</w:t>
+      </w:r>
+      <w:r>
+        <w:t xml:space="preserve">- </w:t>
+      </w:r>
+      <w:r>
+        <w:t>Chase of the Wolves</w:t>
+      </w:r>
+      <w:r>
+        <w:t>.mp4</w:t>
+      </w:r>
+      <w:r>
+        <w:t>] [</w:t>
+      </w:r>
+      <w:r>
+        <w:t>Commandos: Behind Enemy Lines -- Mission 7: Chase of the Wolves</w:t>
+      </w:r>
+      <w:r>
+        <w:t>]</w:t>
+      </w:r>
+    </w:p>
+    <w:p>
+      <w:pPr>
+        <w:ind w:left="720"/>
+      </w:pPr>
+      <w:r>
+        <w:t xml:space="preserve">* </w:t>
+      </w:r>
+      <w:r>
+        <w:rPr>
+          <w:b/>
+          <w:bCs/>
+        </w:rPr>
+        <w:t>Download Type</w:t>
+      </w:r>
+      <w:r>
+        <w:t>: Video</w:t>
+      </w:r>
+    </w:p>
+    <w:p>
+      <w:pPr>
+        <w:ind w:left="720"/>
+      </w:pPr>
+      <w:r>
+        <w:t xml:space="preserve">* </w:t>
+      </w:r>
+      <w:r>
+        <w:rPr>
+          <w:b/>
+          <w:bCs/>
+        </w:rPr>
+        <w:t>Source Type</w:t>
+      </w:r>
+      <w:r>
+        <w:t xml:space="preserve">: </w:t>
+      </w:r>
+      <w:r>
+        <w:t>Entertainment</w:t>
+      </w:r>
+    </w:p>
+    <w:p>
+      <w:pPr>
+        <w:ind w:left="720"/>
+      </w:pPr>
+      <w:r>
+        <w:t xml:space="preserve">* </w:t>
+      </w:r>
+      <w:r>
+        <w:rPr>
+          <w:b/>
+          <w:bCs/>
+        </w:rPr>
+        <w:t>Download Source</w:t>
+      </w:r>
+      <w:r>
+        <w:t xml:space="preserve">: </w:t>
+      </w:r>
+      <w:hyperlink r:id="rId11" w:history="1">
+        <w:r>
+          <w:rPr>
+            <w:rStyle w:val="Hyperlink"/>
+          </w:rPr>
+          <w:t>https://www.youtube.com/watch?v=SYZnl1wbxus&amp;list=PL2ikZcZeJZa8a6fq6w4IvqOsAenfgody3&amp;index=7</w:t>
+        </w:r>
+      </w:hyperlink>
+      <w:r>
+        <w:t xml:space="preserve"> </w:t>
+      </w:r>
+      <w:r>
+        <w:br/>
+        <w:t xml:space="preserve">* </w:t>
+      </w:r>
+      <w:r>
+        <w:rPr>
+          <w:b/>
+          <w:bCs/>
+        </w:rPr>
+        <w:t>Download Method</w:t>
+      </w:r>
+      <w:r>
+        <w:t>: IDM</w:t>
+      </w:r>
+    </w:p>
+    <w:p>
+      <w:pPr>
+        <w:ind w:left="720"/>
+      </w:pPr>
+      <w:r>
+        <w:t xml:space="preserve">* </w:t>
+      </w:r>
+      <w:r>
+        <w:rPr>
+          <w:b/>
+          <w:bCs/>
+        </w:rPr>
+        <w:t>Download Format</w:t>
+      </w:r>
+      <w:r>
+        <w:t>: .</w:t>
+      </w:r>
+      <w:r>
+        <w:t>mp4</w:t>
+      </w:r>
+    </w:p>
+    <w:p>
+      <w:pPr>
+        <w:ind w:left="720"/>
+      </w:pPr>
+      <w:r>
+        <w:t xml:space="preserve">* </w:t>
+      </w:r>
+      <w:r>
+        <w:rPr>
+          <w:b/>
+          <w:bCs/>
+        </w:rPr>
+        <w:t>Download Quality</w:t>
+      </w:r>
+      <w:r>
+        <w:t xml:space="preserve">: 720p HD - </w:t>
+      </w:r>
+      <w:r>
+        <w:t>Medium (HD Ready)</w:t>
+      </w:r>
+    </w:p>
+    <w:p>
+      <w:pPr>
+        <w:ind w:left="720"/>
+      </w:pPr>
+      <w:r>
+        <w:t xml:space="preserve">* </w:t>
+      </w:r>
+      <w:r>
+        <w:rPr>
+          <w:b/>
+          <w:bCs/>
+        </w:rPr>
+        <w:t>Download Date</w:t>
+      </w:r>
+      <w:r>
+        <w:t xml:space="preserve">: </w:t>
+      </w:r>
+      <w:r>
+        <w:rPr>
+          <w:rFonts w:hint="cs"/>
+          <w:rtl/>
+        </w:rPr>
+        <w:t>9</w:t>
+      </w:r>
+      <w:r>
+        <w:t>/</w:t>
+      </w:r>
+      <w:r>
+        <w:t>14</w:t>
+      </w:r>
+      <w:r>
+        <w:t>/2025</w:t>
       </w:r>
     </w:p>
     <w:p>
@@ -2225,7 +2468,7 @@
   <w:style w:type="paragraph" w:default="1" w:styleId="Normal">
     <w:name w:val="Normal"/>
     <w:qFormat/>
-    <w:rsid w:val="0000742B"/>
+    <w:rsid w:val="005B67A6"/>
   </w:style>
   <w:style w:type="paragraph" w:styleId="Heading1">
     <w:name w:val="heading 1"/>

--- a/Strategy/Commandos Behind Enemy Lines (332 MB)/3-Media (78.7 MB)/3-Video/3-Gameplay/Spek/Source.docx
+++ b/Strategy/Commandos Behind Enemy Lines (332 MB)/3-Media (78.7 MB)/3-Video/3-Gameplay/Spek/Source.docx
@@ -240,7 +240,15 @@
         <w:t xml:space="preserve">: </w:t>
       </w:r>
       <w:r>
-        <w:t xml:space="preserve">KINGSTON Games (F:)/Games/.. </w:t>
+        <w:t>KINGSTON Games (F:)/Games</w:t>
+      </w:r>
+      <w:proofErr w:type="gramStart"/>
+      <w:r>
+        <w:t>/..</w:t>
+      </w:r>
+      <w:proofErr w:type="gramEnd"/>
+      <w:r>
+        <w:t xml:space="preserve"> </w:t>
       </w:r>
       <w:r>
         <w:br/>
@@ -488,7 +496,15 @@
         <w:t xml:space="preserve">: </w:t>
       </w:r>
       <w:r>
-        <w:t xml:space="preserve">KINGSTON Games (F:)/Games/.. </w:t>
+        <w:t>KINGSTON Games (F:)/Games</w:t>
+      </w:r>
+      <w:proofErr w:type="gramStart"/>
+      <w:r>
+        <w:t>/..</w:t>
+      </w:r>
+      <w:proofErr w:type="gramEnd"/>
+      <w:r>
+        <w:t xml:space="preserve"> </w:t>
       </w:r>
       <w:r>
         <w:br/>
@@ -721,7 +737,15 @@
         <w:t xml:space="preserve">: </w:t>
       </w:r>
       <w:r>
-        <w:t xml:space="preserve">KINGSTON Games (F:)/Games/.. </w:t>
+        <w:t>KINGSTON Games (F:)/Games</w:t>
+      </w:r>
+      <w:proofErr w:type="gramStart"/>
+      <w:r>
+        <w:t>/..</w:t>
+      </w:r>
+      <w:proofErr w:type="gramEnd"/>
+      <w:r>
+        <w:t xml:space="preserve"> </w:t>
       </w:r>
       <w:r>
         <w:br/>
@@ -949,7 +973,15 @@
         <w:t xml:space="preserve">: </w:t>
       </w:r>
       <w:r>
-        <w:t xml:space="preserve">KINGSTON Games (F:)/Games/.. </w:t>
+        <w:t>KINGSTON Games (F:)/Games</w:t>
+      </w:r>
+      <w:proofErr w:type="gramStart"/>
+      <w:r>
+        <w:t>/..</w:t>
+      </w:r>
+      <w:proofErr w:type="gramEnd"/>
+      <w:r>
+        <w:t xml:space="preserve"> </w:t>
       </w:r>
       <w:r>
         <w:br/>
@@ -1175,7 +1207,15 @@
         <w:t xml:space="preserve">: </w:t>
       </w:r>
       <w:r>
-        <w:t xml:space="preserve">KINGSTON Games (F:)/Games/.. </w:t>
+        <w:t>KINGSTON Games (F:)/Games</w:t>
+      </w:r>
+      <w:proofErr w:type="gramStart"/>
+      <w:r>
+        <w:t>/..</w:t>
+      </w:r>
+      <w:proofErr w:type="gramEnd"/>
+      <w:r>
+        <w:t xml:space="preserve"> </w:t>
       </w:r>
       <w:r>
         <w:br/>
@@ -1400,7 +1440,15 @@
         <w:t xml:space="preserve">: </w:t>
       </w:r>
       <w:r>
-        <w:t xml:space="preserve">KINGSTON Games (F:)/Games/.. </w:t>
+        <w:t>KINGSTON Games (F:)/Games</w:t>
+      </w:r>
+      <w:proofErr w:type="gramStart"/>
+      <w:r>
+        <w:t>/..</w:t>
+      </w:r>
+      <w:proofErr w:type="gramEnd"/>
+      <w:r>
+        <w:t xml:space="preserve"> </w:t>
       </w:r>
       <w:r>
         <w:br/>
@@ -1643,7 +1691,259 @@
         <w:t xml:space="preserve">: </w:t>
       </w:r>
       <w:r>
-        <w:t xml:space="preserve">KINGSTON Games (F:)/Games/.. </w:t>
+        <w:t>KINGSTON Games (F:)/Games</w:t>
+      </w:r>
+      <w:proofErr w:type="gramStart"/>
+      <w:r>
+        <w:t>/..</w:t>
+      </w:r>
+      <w:proofErr w:type="gramEnd"/>
+      <w:r>
+        <w:t xml:space="preserve"> </w:t>
+      </w:r>
+      <w:r>
+        <w:br/>
+        <w:t xml:space="preserve">* </w:t>
+      </w:r>
+      <w:r>
+        <w:rPr>
+          <w:b/>
+          <w:bCs/>
+        </w:rPr>
+        <w:t>Notes</w:t>
+      </w:r>
+      <w:r>
+        <w:t>:</w:t>
+      </w:r>
+    </w:p>
+    <w:p/>
+    <w:p>
+      <w:pPr>
+        <w:pStyle w:val="ListParagraph"/>
+        <w:numPr>
+          <w:ilvl w:val="0"/>
+          <w:numId w:val="2"/>
+        </w:numPr>
+      </w:pPr>
+      <w:r>
+        <w:t xml:space="preserve">* </w:t>
+      </w:r>
+      <w:r>
+        <w:rPr>
+          <w:b/>
+          <w:bCs/>
+        </w:rPr>
+        <w:t>Download Name</w:t>
+      </w:r>
+      <w:r>
+        <w:t>: [</w:t>
+      </w:r>
+      <w:r>
+        <w:t>Commandos: Behind Enemy Lines -- Mission 8</w:t>
+      </w:r>
+      <w:r>
+        <w:t>-</w:t>
+      </w:r>
+      <w:r>
+        <w:t xml:space="preserve"> Pyrotechnics</w:t>
+      </w:r>
+      <w:r>
+        <w:t>.mp4</w:t>
+      </w:r>
+      <w:r>
+        <w:t>] [</w:t>
+      </w:r>
+      <w:r>
+        <w:t>Commandos: Behind Enemy Lines -- Mission 8: Pyrotechnics</w:t>
+      </w:r>
+      <w:r>
+        <w:t>]</w:t>
+      </w:r>
+    </w:p>
+    <w:p>
+      <w:pPr>
+        <w:ind w:left="720"/>
+      </w:pPr>
+      <w:r>
+        <w:t xml:space="preserve">* </w:t>
+      </w:r>
+      <w:r>
+        <w:rPr>
+          <w:b/>
+          <w:bCs/>
+        </w:rPr>
+        <w:t>Download Type</w:t>
+      </w:r>
+      <w:r>
+        <w:t>: Video</w:t>
+      </w:r>
+    </w:p>
+    <w:p>
+      <w:pPr>
+        <w:ind w:left="720"/>
+      </w:pPr>
+      <w:r>
+        <w:t xml:space="preserve">* </w:t>
+      </w:r>
+      <w:r>
+        <w:rPr>
+          <w:b/>
+          <w:bCs/>
+        </w:rPr>
+        <w:t>Source Type</w:t>
+      </w:r>
+      <w:r>
+        <w:t xml:space="preserve">: </w:t>
+      </w:r>
+      <w:r>
+        <w:t>Entertainment</w:t>
+      </w:r>
+    </w:p>
+    <w:p>
+      <w:pPr>
+        <w:ind w:left="720"/>
+      </w:pPr>
+      <w:r>
+        <w:t xml:space="preserve">* </w:t>
+      </w:r>
+      <w:r>
+        <w:rPr>
+          <w:b/>
+          <w:bCs/>
+        </w:rPr>
+        <w:t>Download Source</w:t>
+      </w:r>
+      <w:r>
+        <w:t xml:space="preserve">: </w:t>
+      </w:r>
+      <w:hyperlink r:id="rId12" w:history="1">
+        <w:r>
+          <w:rPr>
+            <w:rStyle w:val="Hyperlink"/>
+          </w:rPr>
+          <w:t>https://www.youtube.com/watch?v=v4ms9ykYBCA&amp;list=PL2ikZcZeJZa8a6fq6w4IvqOsAenfgody3&amp;index=8</w:t>
+        </w:r>
+      </w:hyperlink>
+      <w:r>
+        <w:t xml:space="preserve"> </w:t>
+      </w:r>
+      <w:r>
+        <w:t xml:space="preserve"> </w:t>
+      </w:r>
+      <w:r>
+        <w:br/>
+      </w:r>
+      <w:r>
+        <w:t xml:space="preserve">* </w:t>
+      </w:r>
+      <w:r>
+        <w:rPr>
+          <w:b/>
+          <w:bCs/>
+        </w:rPr>
+        <w:t>Download Method</w:t>
+      </w:r>
+      <w:r>
+        <w:t>: IDM</w:t>
+      </w:r>
+    </w:p>
+    <w:p>
+      <w:pPr>
+        <w:ind w:left="720"/>
+      </w:pPr>
+      <w:r>
+        <w:t xml:space="preserve">* </w:t>
+      </w:r>
+      <w:r>
+        <w:rPr>
+          <w:b/>
+          <w:bCs/>
+        </w:rPr>
+        <w:t>Download Format</w:t>
+      </w:r>
+      <w:r>
+        <w:t>: .</w:t>
+      </w:r>
+      <w:r>
+        <w:t>mp4</w:t>
+      </w:r>
+    </w:p>
+    <w:p>
+      <w:pPr>
+        <w:ind w:left="720"/>
+      </w:pPr>
+      <w:r>
+        <w:t xml:space="preserve">* </w:t>
+      </w:r>
+      <w:r>
+        <w:rPr>
+          <w:b/>
+          <w:bCs/>
+        </w:rPr>
+        <w:t>Download Quality</w:t>
+      </w:r>
+      <w:r>
+        <w:t xml:space="preserve">: 720p HD - </w:t>
+      </w:r>
+      <w:r>
+        <w:t>Medium (HD Ready)</w:t>
+      </w:r>
+    </w:p>
+    <w:p>
+      <w:pPr>
+        <w:ind w:left="720"/>
+      </w:pPr>
+      <w:r>
+        <w:t xml:space="preserve">* </w:t>
+      </w:r>
+      <w:r>
+        <w:rPr>
+          <w:b/>
+          <w:bCs/>
+        </w:rPr>
+        <w:t>Download Date</w:t>
+      </w:r>
+      <w:r>
+        <w:t xml:space="preserve">: </w:t>
+      </w:r>
+      <w:r>
+        <w:rPr>
+          <w:rFonts w:hint="cs"/>
+          <w:rtl/>
+        </w:rPr>
+        <w:t>9</w:t>
+      </w:r>
+      <w:r>
+        <w:t>/14/2025</w:t>
+      </w:r>
+    </w:p>
+    <w:p>
+      <w:pPr>
+        <w:ind w:left="720"/>
+      </w:pPr>
+      <w:r>
+        <w:t xml:space="preserve">* </w:t>
+      </w:r>
+      <w:r>
+        <w:rPr>
+          <w:b/>
+          <w:bCs/>
+        </w:rPr>
+        <w:t>Saved Location</w:t>
+      </w:r>
+      <w:r>
+        <w:t xml:space="preserve">: </w:t>
+      </w:r>
+      <w:r>
+        <w:t>KINGSTON Games (F:)/Games</w:t>
+      </w:r>
+      <w:proofErr w:type="gramStart"/>
+      <w:r>
+        <w:t>/..</w:t>
+      </w:r>
+      <w:proofErr w:type="gramEnd"/>
+      <w:r>
+        <w:t xml:space="preserve"> </w:t>
       </w:r>
       <w:r>
         <w:br/>
@@ -2468,7 +2768,7 @@
   <w:style w:type="paragraph" w:default="1" w:styleId="Normal">
     <w:name w:val="Normal"/>
     <w:qFormat/>
-    <w:rsid w:val="005B67A6"/>
+    <w:rsid w:val="002738C1"/>
   </w:style>
   <w:style w:type="paragraph" w:styleId="Heading1">
     <w:name w:val="heading 1"/>
@@ -2672,7 +2972,6 @@
   <w:style w:type="character" w:default="1" w:styleId="DefaultParagraphFont">
     <w:name w:val="Default Paragraph Font"/>
     <w:uiPriority w:val="1"/>
-    <w:semiHidden/>
     <w:unhideWhenUsed/>
   </w:style>
   <w:style w:type="table" w:default="1" w:styleId="TableNormal">

--- a/Strategy/Commandos Behind Enemy Lines (332 MB)/3-Media (78.7 MB)/3-Video/3-Gameplay/Spek/Source.docx
+++ b/Strategy/Commandos Behind Enemy Lines (332 MB)/3-Media (78.7 MB)/3-Video/3-Gameplay/Spek/Source.docx
@@ -1834,6 +1834,251 @@
         <w:br/>
       </w:r>
       <w:r>
+        <w:t xml:space="preserve">* </w:t>
+      </w:r>
+      <w:r>
+        <w:rPr>
+          <w:b/>
+          <w:bCs/>
+        </w:rPr>
+        <w:t>Download Method</w:t>
+      </w:r>
+      <w:r>
+        <w:t>: IDM</w:t>
+      </w:r>
+    </w:p>
+    <w:p>
+      <w:pPr>
+        <w:ind w:left="720"/>
+      </w:pPr>
+      <w:r>
+        <w:t xml:space="preserve">* </w:t>
+      </w:r>
+      <w:r>
+        <w:rPr>
+          <w:b/>
+          <w:bCs/>
+        </w:rPr>
+        <w:t>Download Format</w:t>
+      </w:r>
+      <w:r>
+        <w:t>: .</w:t>
+      </w:r>
+      <w:r>
+        <w:t>mp4</w:t>
+      </w:r>
+    </w:p>
+    <w:p>
+      <w:pPr>
+        <w:ind w:left="720"/>
+      </w:pPr>
+      <w:r>
+        <w:t xml:space="preserve">* </w:t>
+      </w:r>
+      <w:r>
+        <w:rPr>
+          <w:b/>
+          <w:bCs/>
+        </w:rPr>
+        <w:t>Download Quality</w:t>
+      </w:r>
+      <w:r>
+        <w:t xml:space="preserve">: 720p HD - </w:t>
+      </w:r>
+      <w:r>
+        <w:t>Medium (HD Ready)</w:t>
+      </w:r>
+    </w:p>
+    <w:p>
+      <w:pPr>
+        <w:ind w:left="720"/>
+      </w:pPr>
+      <w:r>
+        <w:t xml:space="preserve">* </w:t>
+      </w:r>
+      <w:r>
+        <w:rPr>
+          <w:b/>
+          <w:bCs/>
+        </w:rPr>
+        <w:t>Download Date</w:t>
+      </w:r>
+      <w:r>
+        <w:t xml:space="preserve">: </w:t>
+      </w:r>
+      <w:r>
+        <w:rPr>
+          <w:rFonts w:hint="cs"/>
+          <w:rtl/>
+        </w:rPr>
+        <w:t>9</w:t>
+      </w:r>
+      <w:r>
+        <w:t>/14/2025</w:t>
+      </w:r>
+    </w:p>
+    <w:p>
+      <w:pPr>
+        <w:ind w:left="720"/>
+      </w:pPr>
+      <w:r>
+        <w:t xml:space="preserve">* </w:t>
+      </w:r>
+      <w:r>
+        <w:rPr>
+          <w:b/>
+          <w:bCs/>
+        </w:rPr>
+        <w:t>Saved Location</w:t>
+      </w:r>
+      <w:r>
+        <w:t xml:space="preserve">: </w:t>
+      </w:r>
+      <w:r>
+        <w:t>KINGSTON Games (F:)/Games</w:t>
+      </w:r>
+      <w:proofErr w:type="gramStart"/>
+      <w:r>
+        <w:t>/..</w:t>
+      </w:r>
+      <w:proofErr w:type="gramEnd"/>
+      <w:r>
+        <w:t xml:space="preserve"> </w:t>
+      </w:r>
+      <w:r>
+        <w:br/>
+        <w:t xml:space="preserve">* </w:t>
+      </w:r>
+      <w:r>
+        <w:rPr>
+          <w:b/>
+          <w:bCs/>
+        </w:rPr>
+        <w:t>Notes</w:t>
+      </w:r>
+      <w:r>
+        <w:t>:</w:t>
+      </w:r>
+    </w:p>
+    <w:p/>
+    <w:p>
+      <w:r>
+        <w:br w:type="page"/>
+      </w:r>
+    </w:p>
+    <w:p>
+      <w:pPr>
+        <w:pStyle w:val="ListParagraph"/>
+        <w:numPr>
+          <w:ilvl w:val="0"/>
+          <w:numId w:val="2"/>
+        </w:numPr>
+      </w:pPr>
+      <w:r>
+        <w:lastRenderedPageBreak/>
+        <w:t xml:space="preserve">* </w:t>
+      </w:r>
+      <w:r>
+        <w:rPr>
+          <w:b/>
+          <w:bCs/>
+        </w:rPr>
+        <w:t>Download Name</w:t>
+      </w:r>
+      <w:r>
+        <w:t>: [</w:t>
+      </w:r>
+      <w:r>
+        <w:t>Commandos: Behind Enemy Lines -- Mission 9</w:t>
+      </w:r>
+      <w:r>
+        <w:t>-</w:t>
+      </w:r>
+      <w:r>
+        <w:t xml:space="preserve"> A Courtesy Call</w:t>
+      </w:r>
+      <w:r>
+        <w:t>.mp4</w:t>
+      </w:r>
+      <w:r>
+        <w:t>] [</w:t>
+      </w:r>
+      <w:r>
+        <w:t>Commandos: Behind Enemy Lines -- Mission 9: A Courtesy Call</w:t>
+      </w:r>
+      <w:r>
+        <w:t>]</w:t>
+      </w:r>
+    </w:p>
+    <w:p>
+      <w:pPr>
+        <w:ind w:left="720"/>
+      </w:pPr>
+      <w:r>
+        <w:t xml:space="preserve">* </w:t>
+      </w:r>
+      <w:r>
+        <w:rPr>
+          <w:b/>
+          <w:bCs/>
+        </w:rPr>
+        <w:t>Download Type</w:t>
+      </w:r>
+      <w:r>
+        <w:t>: Video</w:t>
+      </w:r>
+    </w:p>
+    <w:p>
+      <w:pPr>
+        <w:ind w:left="720"/>
+      </w:pPr>
+      <w:r>
+        <w:t xml:space="preserve">* </w:t>
+      </w:r>
+      <w:r>
+        <w:rPr>
+          <w:b/>
+          <w:bCs/>
+        </w:rPr>
+        <w:t>Source Type</w:t>
+      </w:r>
+      <w:r>
+        <w:t xml:space="preserve">: </w:t>
+      </w:r>
+      <w:r>
+        <w:t>Entertainment</w:t>
+      </w:r>
+    </w:p>
+    <w:p>
+      <w:pPr>
+        <w:ind w:left="720"/>
+      </w:pPr>
+      <w:r>
+        <w:t xml:space="preserve">* </w:t>
+      </w:r>
+      <w:r>
+        <w:rPr>
+          <w:b/>
+          <w:bCs/>
+        </w:rPr>
+        <w:t>Download Source</w:t>
+      </w:r>
+      <w:r>
+        <w:t xml:space="preserve">: </w:t>
+      </w:r>
+      <w:hyperlink r:id="rId13" w:history="1">
+        <w:r>
+          <w:rPr>
+            <w:rStyle w:val="Hyperlink"/>
+          </w:rPr>
+          <w:t>https://www.youtube.com/watch?v=RAUvwdbaaDw&amp;list=PL2ikZcZeJZa8a6fq6w4IvqOsAenfgody3&amp;index=9</w:t>
+        </w:r>
+      </w:hyperlink>
+      <w:r>
+        <w:t xml:space="preserve"> </w:t>
+      </w:r>
+      <w:r>
+        <w:br/>
         <w:t xml:space="preserve">* </w:t>
       </w:r>
       <w:r>
@@ -2265,6 +2510,95 @@
     </w:lvl>
   </w:abstractNum>
   <w:abstractNum w:abstractNumId="3" w15:restartNumberingAfterBreak="0">
+    <w:nsid w:val="79F91905"/>
+    <w:multiLevelType w:val="hybridMultilevel"/>
+    <w:tmpl w:val="E08CD8E0"/>
+    <w:lvl w:ilvl="0" w:tplc="FFFFFFFF">
+      <w:start w:val="1"/>
+      <w:numFmt w:val="decimal"/>
+      <w:lvlText w:val="%1."/>
+      <w:lvlJc w:val="left"/>
+      <w:pPr>
+        <w:ind w:left="720" w:hanging="360"/>
+      </w:pPr>
+      <w:rPr>
+        <w:rFonts w:hint="default"/>
+      </w:rPr>
+    </w:lvl>
+    <w:lvl w:ilvl="1" w:tplc="FFFFFFFF" w:tentative="1">
+      <w:start w:val="1"/>
+      <w:numFmt w:val="lowerLetter"/>
+      <w:lvlText w:val="%2."/>
+      <w:lvlJc w:val="left"/>
+      <w:pPr>
+        <w:ind w:left="1440" w:hanging="360"/>
+      </w:pPr>
+    </w:lvl>
+    <w:lvl w:ilvl="2" w:tplc="FFFFFFFF" w:tentative="1">
+      <w:start w:val="1"/>
+      <w:numFmt w:val="lowerRoman"/>
+      <w:lvlText w:val="%3."/>
+      <w:lvlJc w:val="right"/>
+      <w:pPr>
+        <w:ind w:left="2160" w:hanging="180"/>
+      </w:pPr>
+    </w:lvl>
+    <w:lvl w:ilvl="3" w:tplc="FFFFFFFF" w:tentative="1">
+      <w:start w:val="1"/>
+      <w:numFmt w:val="decimal"/>
+      <w:lvlText w:val="%4."/>
+      <w:lvlJc w:val="left"/>
+      <w:pPr>
+        <w:ind w:left="2880" w:hanging="360"/>
+      </w:pPr>
+    </w:lvl>
+    <w:lvl w:ilvl="4" w:tplc="FFFFFFFF" w:tentative="1">
+      <w:start w:val="1"/>
+      <w:numFmt w:val="lowerLetter"/>
+      <w:lvlText w:val="%5."/>
+      <w:lvlJc w:val="left"/>
+      <w:pPr>
+        <w:ind w:left="3600" w:hanging="360"/>
+      </w:pPr>
+    </w:lvl>
+    <w:lvl w:ilvl="5" w:tplc="FFFFFFFF" w:tentative="1">
+      <w:start w:val="1"/>
+      <w:numFmt w:val="lowerRoman"/>
+      <w:lvlText w:val="%6."/>
+      <w:lvlJc w:val="right"/>
+      <w:pPr>
+        <w:ind w:left="4320" w:hanging="180"/>
+      </w:pPr>
+    </w:lvl>
+    <w:lvl w:ilvl="6" w:tplc="FFFFFFFF" w:tentative="1">
+      <w:start w:val="1"/>
+      <w:numFmt w:val="decimal"/>
+      <w:lvlText w:val="%7."/>
+      <w:lvlJc w:val="left"/>
+      <w:pPr>
+        <w:ind w:left="5040" w:hanging="360"/>
+      </w:pPr>
+    </w:lvl>
+    <w:lvl w:ilvl="7" w:tplc="FFFFFFFF" w:tentative="1">
+      <w:start w:val="1"/>
+      <w:numFmt w:val="lowerLetter"/>
+      <w:lvlText w:val="%8."/>
+      <w:lvlJc w:val="left"/>
+      <w:pPr>
+        <w:ind w:left="5760" w:hanging="360"/>
+      </w:pPr>
+    </w:lvl>
+    <w:lvl w:ilvl="8" w:tplc="FFFFFFFF" w:tentative="1">
+      <w:start w:val="1"/>
+      <w:numFmt w:val="lowerRoman"/>
+      <w:lvlText w:val="%9."/>
+      <w:lvlJc w:val="right"/>
+      <w:pPr>
+        <w:ind w:left="6480" w:hanging="180"/>
+      </w:pPr>
+    </w:lvl>
+  </w:abstractNum>
+  <w:abstractNum w:abstractNumId="4" w15:restartNumberingAfterBreak="0">
     <w:nsid w:val="7DF16186"/>
     <w:multiLevelType w:val="hybridMultilevel"/>
     <w:tmpl w:val="E08CD8E0"/>
@@ -2357,13 +2691,16 @@
     <w:abstractNumId w:val="0"/>
   </w:num>
   <w:num w:numId="2" w16cid:durableId="226261606">
-    <w:abstractNumId w:val="3"/>
+    <w:abstractNumId w:val="4"/>
   </w:num>
   <w:num w:numId="3" w16cid:durableId="735856036">
     <w:abstractNumId w:val="2"/>
   </w:num>
   <w:num w:numId="4" w16cid:durableId="696658221">
     <w:abstractNumId w:val="1"/>
+  </w:num>
+  <w:num w:numId="5" w16cid:durableId="2091002346">
+    <w:abstractNumId w:val="3"/>
   </w:num>
 </w:numbering>
 </file>
@@ -2768,7 +3105,7 @@
   <w:style w:type="paragraph" w:default="1" w:styleId="Normal">
     <w:name w:val="Normal"/>
     <w:qFormat/>
-    <w:rsid w:val="002738C1"/>
+    <w:rsid w:val="005B73BA"/>
   </w:style>
   <w:style w:type="paragraph" w:styleId="Heading1">
     <w:name w:val="heading 1"/>
@@ -2972,6 +3309,7 @@
   <w:style w:type="character" w:default="1" w:styleId="DefaultParagraphFont">
     <w:name w:val="Default Paragraph Font"/>
     <w:uiPriority w:val="1"/>
+    <w:semiHidden/>
     <w:unhideWhenUsed/>
   </w:style>
   <w:style w:type="table" w:default="1" w:styleId="TableNormal">

--- a/Strategy/Commandos Behind Enemy Lines (332 MB)/3-Media (78.7 MB)/3-Video/3-Gameplay/Spek/Source.docx
+++ b/Strategy/Commandos Behind Enemy Lines (332 MB)/3-Media (78.7 MB)/3-Video/3-Gameplay/Spek/Source.docx
@@ -2079,6 +2079,247 @@
       </w:r>
       <w:r>
         <w:br/>
+        <w:t xml:space="preserve">* </w:t>
+      </w:r>
+      <w:r>
+        <w:rPr>
+          <w:b/>
+          <w:bCs/>
+        </w:rPr>
+        <w:t>Download Method</w:t>
+      </w:r>
+      <w:r>
+        <w:t>: IDM</w:t>
+      </w:r>
+    </w:p>
+    <w:p>
+      <w:pPr>
+        <w:ind w:left="720"/>
+      </w:pPr>
+      <w:r>
+        <w:t xml:space="preserve">* </w:t>
+      </w:r>
+      <w:r>
+        <w:rPr>
+          <w:b/>
+          <w:bCs/>
+        </w:rPr>
+        <w:t>Download Format</w:t>
+      </w:r>
+      <w:r>
+        <w:t>: .</w:t>
+      </w:r>
+      <w:r>
+        <w:t>mp4</w:t>
+      </w:r>
+    </w:p>
+    <w:p>
+      <w:pPr>
+        <w:ind w:left="720"/>
+      </w:pPr>
+      <w:r>
+        <w:t xml:space="preserve">* </w:t>
+      </w:r>
+      <w:r>
+        <w:rPr>
+          <w:b/>
+          <w:bCs/>
+        </w:rPr>
+        <w:t>Download Quality</w:t>
+      </w:r>
+      <w:r>
+        <w:t xml:space="preserve">: 720p HD - </w:t>
+      </w:r>
+      <w:r>
+        <w:t>Medium (HD Ready)</w:t>
+      </w:r>
+    </w:p>
+    <w:p>
+      <w:pPr>
+        <w:ind w:left="720"/>
+      </w:pPr>
+      <w:r>
+        <w:t xml:space="preserve">* </w:t>
+      </w:r>
+      <w:r>
+        <w:rPr>
+          <w:b/>
+          <w:bCs/>
+        </w:rPr>
+        <w:t>Download Date</w:t>
+      </w:r>
+      <w:r>
+        <w:t xml:space="preserve">: </w:t>
+      </w:r>
+      <w:r>
+        <w:rPr>
+          <w:rFonts w:hint="cs"/>
+          <w:rtl/>
+        </w:rPr>
+        <w:t>9</w:t>
+      </w:r>
+      <w:r>
+        <w:t>/14/2025</w:t>
+      </w:r>
+    </w:p>
+    <w:p>
+      <w:pPr>
+        <w:ind w:left="720"/>
+      </w:pPr>
+      <w:r>
+        <w:t xml:space="preserve">* </w:t>
+      </w:r>
+      <w:r>
+        <w:rPr>
+          <w:b/>
+          <w:bCs/>
+        </w:rPr>
+        <w:t>Saved Location</w:t>
+      </w:r>
+      <w:r>
+        <w:t xml:space="preserve">: </w:t>
+      </w:r>
+      <w:r>
+        <w:t>KINGSTON Games (F:)/Games</w:t>
+      </w:r>
+      <w:proofErr w:type="gramStart"/>
+      <w:r>
+        <w:t>/..</w:t>
+      </w:r>
+      <w:proofErr w:type="gramEnd"/>
+      <w:r>
+        <w:t xml:space="preserve"> </w:t>
+      </w:r>
+      <w:r>
+        <w:br/>
+        <w:t xml:space="preserve">* </w:t>
+      </w:r>
+      <w:r>
+        <w:rPr>
+          <w:b/>
+          <w:bCs/>
+        </w:rPr>
+        <w:t>Notes</w:t>
+      </w:r>
+      <w:r>
+        <w:t>:</w:t>
+      </w:r>
+    </w:p>
+    <w:p/>
+    <w:p>
+      <w:pPr>
+        <w:pStyle w:val="ListParagraph"/>
+        <w:numPr>
+          <w:ilvl w:val="0"/>
+          <w:numId w:val="2"/>
+        </w:numPr>
+      </w:pPr>
+      <w:r>
+        <w:t xml:space="preserve">* </w:t>
+      </w:r>
+      <w:r>
+        <w:rPr>
+          <w:b/>
+          <w:bCs/>
+        </w:rPr>
+        <w:t>Download Name</w:t>
+      </w:r>
+      <w:r>
+        <w:t>: [</w:t>
+      </w:r>
+      <w:r>
+        <w:t xml:space="preserve">Commandos: Behind Enemy Lines -- Mission </w:t>
+      </w:r>
+      <w:r>
+        <w:t>10</w:t>
+      </w:r>
+      <w:r>
+        <w:t>-</w:t>
+      </w:r>
+      <w:r>
+        <w:t xml:space="preserve"> A Courtesy Call</w:t>
+      </w:r>
+      <w:r>
+        <w:t>.mp4</w:t>
+      </w:r>
+      <w:r>
+        <w:t>] [</w:t>
+      </w:r>
+      <w:r>
+        <w:t>Commandos: Behind Enemy Lines -- Mission 10: Operation Icarus</w:t>
+      </w:r>
+      <w:r>
+        <w:t>]</w:t>
+      </w:r>
+    </w:p>
+    <w:p>
+      <w:pPr>
+        <w:ind w:left="720"/>
+      </w:pPr>
+      <w:r>
+        <w:t xml:space="preserve">* </w:t>
+      </w:r>
+      <w:r>
+        <w:rPr>
+          <w:b/>
+          <w:bCs/>
+        </w:rPr>
+        <w:t>Download Type</w:t>
+      </w:r>
+      <w:r>
+        <w:t>: Video</w:t>
+      </w:r>
+    </w:p>
+    <w:p>
+      <w:pPr>
+        <w:ind w:left="720"/>
+      </w:pPr>
+      <w:r>
+        <w:t xml:space="preserve">* </w:t>
+      </w:r>
+      <w:r>
+        <w:rPr>
+          <w:b/>
+          <w:bCs/>
+        </w:rPr>
+        <w:t>Source Type</w:t>
+      </w:r>
+      <w:r>
+        <w:t xml:space="preserve">: </w:t>
+      </w:r>
+      <w:r>
+        <w:t>Entertainment</w:t>
+      </w:r>
+    </w:p>
+    <w:p>
+      <w:pPr>
+        <w:ind w:left="720"/>
+      </w:pPr>
+      <w:r>
+        <w:t xml:space="preserve">* </w:t>
+      </w:r>
+      <w:r>
+        <w:rPr>
+          <w:b/>
+          <w:bCs/>
+        </w:rPr>
+        <w:t>Download Source</w:t>
+      </w:r>
+      <w:r>
+        <w:t xml:space="preserve">: </w:t>
+      </w:r>
+      <w:hyperlink r:id="rId14" w:history="1">
+        <w:r>
+          <w:rPr>
+            <w:rStyle w:val="Hyperlink"/>
+          </w:rPr>
+          <w:t>https://www.youtube.com/watch?v=7bT9VfXodaw&amp;list=PL2ikZcZeJZa8a6fq6w4IvqOsAenfgody3&amp;index=10</w:t>
+        </w:r>
+      </w:hyperlink>
+      <w:r>
+        <w:br/>
+      </w:r>
+      <w:r>
         <w:t xml:space="preserve">* </w:t>
       </w:r>
       <w:r>
@@ -3105,7 +3346,7 @@
   <w:style w:type="paragraph" w:default="1" w:styleId="Normal">
     <w:name w:val="Normal"/>
     <w:qFormat/>
-    <w:rsid w:val="005B73BA"/>
+    <w:rsid w:val="00DE1F4E"/>
   </w:style>
   <w:style w:type="paragraph" w:styleId="Heading1">
     <w:name w:val="heading 1"/>

--- a/Strategy/Commandos Behind Enemy Lines (332 MB)/3-Media (78.7 MB)/3-Video/3-Gameplay/Spek/Source.docx
+++ b/Strategy/Commandos Behind Enemy Lines (332 MB)/3-Media (78.7 MB)/3-Video/3-Gameplay/Spek/Source.docx
@@ -24,7 +24,19 @@
         <w:t>: [</w:t>
       </w:r>
       <w:r>
-        <w:t>Commandos- Behind Enemy Lines -- Mission 1- Baptism of Fire.mp4</w:t>
+        <w:t>Commandos</w:t>
+      </w:r>
+      <w:r>
+        <w:t>_</w:t>
+      </w:r>
+      <w:r>
+        <w:t xml:space="preserve"> Behind Enemy Lines -- Mission 1</w:t>
+      </w:r>
+      <w:r>
+        <w:t>_</w:t>
+      </w:r>
+      <w:r>
+        <w:t xml:space="preserve"> Baptism of Fire.mp4</w:t>
       </w:r>
       <w:r>
         <w:t>] [</w:t>
@@ -785,7 +797,19 @@
         <w:t>: [</w:t>
       </w:r>
       <w:r>
-        <w:t>Commandos- Behind Enemy Lines -- Mission 4- Restore Pride</w:t>
+        <w:t>Commandos</w:t>
+      </w:r>
+      <w:r>
+        <w:t>_</w:t>
+      </w:r>
+      <w:r>
+        <w:t xml:space="preserve"> Behind Enemy Lines -- Mission 4</w:t>
+      </w:r>
+      <w:r>
+        <w:t>_</w:t>
+      </w:r>
+      <w:r>
+        <w:t xml:space="preserve"> Restore Pride</w:t>
       </w:r>
       <w:r>
         <w:t>.mp4</w:t>
@@ -1255,7 +1279,19 @@
         <w:t>: [</w:t>
       </w:r>
       <w:r>
-        <w:t>Commandos- Behind Enemy Lines -- Mission 6- Menace of the Leopold</w:t>
+        <w:t>Commandos</w:t>
+      </w:r>
+      <w:r>
+        <w:t>_</w:t>
+      </w:r>
+      <w:r>
+        <w:t xml:space="preserve"> Behind Enemy Lines -- Mission 6</w:t>
+      </w:r>
+      <w:r>
+        <w:t>_</w:t>
+      </w:r>
+      <w:r>
+        <w:t xml:space="preserve"> Menace of the Leopold</w:t>
       </w:r>
       <w:r>
         <w:t>.mp4</w:t>
@@ -1491,13 +1527,22 @@
         <w:t>: [</w:t>
       </w:r>
       <w:r>
-        <w:t xml:space="preserve">Commandos- Behind Enemy Lines -- Mission </w:t>
+        <w:t>Commandos</w:t>
+      </w:r>
+      <w:r>
+        <w:t>_</w:t>
+      </w:r>
+      <w:r>
+        <w:t xml:space="preserve"> Behind Enemy Lines -- Mission </w:t>
       </w:r>
       <w:r>
         <w:t>7</w:t>
       </w:r>
       <w:r>
-        <w:t xml:space="preserve">- </w:t>
+        <w:t>_</w:t>
+      </w:r>
+      <w:r>
+        <w:t xml:space="preserve"> </w:t>
       </w:r>
       <w:r>
         <w:t>Chase of the Wolves</w:t>
@@ -1739,10 +1784,16 @@
         <w:t>: [</w:t>
       </w:r>
       <w:r>
-        <w:t>Commandos: Behind Enemy Lines -- Mission 8</w:t>
-      </w:r>
-      <w:r>
-        <w:t>-</w:t>
+        <w:t>Commandos</w:t>
+      </w:r>
+      <w:r>
+        <w:t>_</w:t>
+      </w:r>
+      <w:r>
+        <w:t xml:space="preserve"> Behind Enemy Lines -- Mission 8</w:t>
+      </w:r>
+      <w:r>
+        <w:t>_</w:t>
       </w:r>
       <w:r>
         <w:t xml:space="preserve"> Pyrotechnics</w:t>
@@ -1989,10 +2040,16 @@
         <w:t>: [</w:t>
       </w:r>
       <w:r>
-        <w:t>Commandos: Behind Enemy Lines -- Mission 9</w:t>
-      </w:r>
-      <w:r>
-        <w:t>-</w:t>
+        <w:t>Commandos</w:t>
+      </w:r>
+      <w:r>
+        <w:t>_</w:t>
+      </w:r>
+      <w:r>
+        <w:t xml:space="preserve"> Behind Enemy Lines -- Mission 9</w:t>
+      </w:r>
+      <w:r>
+        <w:t>_</w:t>
       </w:r>
       <w:r>
         <w:t xml:space="preserve"> A Courtesy Call</w:t>
@@ -2228,13 +2285,19 @@
         <w:t>: [</w:t>
       </w:r>
       <w:r>
-        <w:t xml:space="preserve">Commandos: Behind Enemy Lines -- Mission </w:t>
+        <w:t>Commandos</w:t>
+      </w:r>
+      <w:r>
+        <w:t>_</w:t>
+      </w:r>
+      <w:r>
+        <w:t xml:space="preserve"> Behind Enemy Lines -- Mission </w:t>
       </w:r>
       <w:r>
         <w:t>10</w:t>
       </w:r>
       <w:r>
-        <w:t>-</w:t>
+        <w:t>_</w:t>
       </w:r>
       <w:r>
         <w:t xml:space="preserve"> A Courtesy Call</w:t>
@@ -2433,6 +2496,227 @@
       </w:r>
       <w:r>
         <w:br/>
+        <w:t xml:space="preserve">* </w:t>
+      </w:r>
+      <w:r>
+        <w:rPr>
+          <w:b/>
+          <w:bCs/>
+        </w:rPr>
+        <w:t>Notes</w:t>
+      </w:r>
+      <w:r>
+        <w:t>:</w:t>
+      </w:r>
+    </w:p>
+    <w:p>
+      <w:pPr>
+        <w:ind w:left="720"/>
+      </w:pPr>
+    </w:p>
+    <w:p>
+      <w:pPr>
+        <w:ind w:left="720"/>
+      </w:pPr>
+    </w:p>
+    <w:p>
+      <w:pPr>
+        <w:ind w:left="720"/>
+      </w:pPr>
+    </w:p>
+    <w:p>
+      <w:pPr>
+        <w:pStyle w:val="ListParagraph"/>
+        <w:numPr>
+          <w:ilvl w:val="0"/>
+          <w:numId w:val="2"/>
+        </w:numPr>
+      </w:pPr>
+      <w:r>
+        <w:t xml:space="preserve">* </w:t>
+      </w:r>
+      <w:r>
+        <w:rPr>
+          <w:b/>
+          <w:bCs/>
+        </w:rPr>
+        <w:t>Download Name</w:t>
+      </w:r>
+      <w:r>
+        <w:t>: [Commandos_ Behind Enemy Lines -- Mission 11_ In the Soup.mp4] [Commandos: Behind Enemy Lines -- Mission 11: In the Soup]</w:t>
+      </w:r>
+    </w:p>
+    <w:p>
+      <w:pPr>
+        <w:ind w:left="720"/>
+      </w:pPr>
+      <w:r>
+        <w:t xml:space="preserve">* </w:t>
+      </w:r>
+      <w:r>
+        <w:rPr>
+          <w:b/>
+          <w:bCs/>
+        </w:rPr>
+        <w:t>Download Type</w:t>
+      </w:r>
+      <w:r>
+        <w:t>: Video</w:t>
+      </w:r>
+    </w:p>
+    <w:p>
+      <w:pPr>
+        <w:ind w:left="720"/>
+      </w:pPr>
+      <w:r>
+        <w:t xml:space="preserve">* </w:t>
+      </w:r>
+      <w:r>
+        <w:rPr>
+          <w:b/>
+          <w:bCs/>
+        </w:rPr>
+        <w:t>Source Type</w:t>
+      </w:r>
+      <w:r>
+        <w:t>: Entertainment</w:t>
+      </w:r>
+    </w:p>
+    <w:p>
+      <w:pPr>
+        <w:ind w:left="720"/>
+      </w:pPr>
+      <w:r>
+        <w:t xml:space="preserve">* </w:t>
+      </w:r>
+      <w:r>
+        <w:rPr>
+          <w:b/>
+          <w:bCs/>
+        </w:rPr>
+        <w:t>Download Source</w:t>
+      </w:r>
+      <w:r>
+        <w:t xml:space="preserve">: </w:t>
+      </w:r>
+      <w:hyperlink r:id="rId15" w:history="1">
+        <w:r>
+          <w:rPr>
+            <w:rStyle w:val="Hyperlink"/>
+          </w:rPr>
+          <w:t>https://www.youtube.com/watch?v=_wkCHWtsQto&amp;list=PL2ikZcZeJZa8a6fq6w4IvqOsAenfgody3&amp;index=11</w:t>
+        </w:r>
+      </w:hyperlink>
+      <w:r>
+        <w:t xml:space="preserve"> </w:t>
+      </w:r>
+      <w:r>
+        <w:t xml:space="preserve"> </w:t>
+      </w:r>
+    </w:p>
+    <w:p>
+      <w:pPr>
+        <w:ind w:left="720"/>
+      </w:pPr>
+      <w:r>
+        <w:t xml:space="preserve">* </w:t>
+      </w:r>
+      <w:r>
+        <w:rPr>
+          <w:b/>
+          <w:bCs/>
+        </w:rPr>
+        <w:t>Download Method</w:t>
+      </w:r>
+      <w:r>
+        <w:t>: IDM</w:t>
+      </w:r>
+    </w:p>
+    <w:p>
+      <w:pPr>
+        <w:ind w:left="720"/>
+      </w:pPr>
+      <w:r>
+        <w:t xml:space="preserve">* </w:t>
+      </w:r>
+      <w:r>
+        <w:rPr>
+          <w:b/>
+          <w:bCs/>
+        </w:rPr>
+        <w:t>Download Format</w:t>
+      </w:r>
+      <w:r>
+        <w:t>: .mp4</w:t>
+      </w:r>
+    </w:p>
+    <w:p>
+      <w:pPr>
+        <w:ind w:left="720"/>
+      </w:pPr>
+      <w:r>
+        <w:t xml:space="preserve">* </w:t>
+      </w:r>
+      <w:r>
+        <w:rPr>
+          <w:b/>
+          <w:bCs/>
+        </w:rPr>
+        <w:t>Download Quality</w:t>
+      </w:r>
+      <w:r>
+        <w:t>: 720p HD - Medium (HD Ready)</w:t>
+      </w:r>
+    </w:p>
+    <w:p>
+      <w:pPr>
+        <w:ind w:left="720"/>
+      </w:pPr>
+      <w:r>
+        <w:t xml:space="preserve">* </w:t>
+      </w:r>
+      <w:r>
+        <w:rPr>
+          <w:b/>
+          <w:bCs/>
+        </w:rPr>
+        <w:t>Download Date</w:t>
+      </w:r>
+      <w:r>
+        <w:t>: 9/14/2025</w:t>
+      </w:r>
+    </w:p>
+    <w:p>
+      <w:pPr>
+        <w:ind w:left="720"/>
+      </w:pPr>
+      <w:r>
+        <w:t xml:space="preserve">* </w:t>
+      </w:r>
+      <w:r>
+        <w:rPr>
+          <w:b/>
+          <w:bCs/>
+        </w:rPr>
+        <w:t>Saved Location</w:t>
+      </w:r>
+      <w:r>
+        <w:t>: KINGSTON Games (F:)/Games</w:t>
+      </w:r>
+      <w:proofErr w:type="gramStart"/>
+      <w:r>
+        <w:t>/..</w:t>
+      </w:r>
+      <w:proofErr w:type="gramEnd"/>
+      <w:r>
+        <w:t xml:space="preserve"> </w:t>
+      </w:r>
+    </w:p>
+    <w:p>
+      <w:pPr>
+        <w:ind w:left="720"/>
+      </w:pPr>
+      <w:r>
         <w:t xml:space="preserve">* </w:t>
       </w:r>
       <w:r>
